--- a/formats/digital_native_metafictional_memory_identity_complete.docx
+++ b/formats/digital_native_metafictional_memory_identity_complete.docx
@@ -95,7 +95,7 @@
         <w:pStyle w:val="FirstParagraph"/>
       </w:pPr>
       <w:r>
-        <w:t xml:space="preserve">The first memory I ever sold was the taste of my mother’s lipstick.</w:t>
+        <w:t xml:space="preserve">ArchiveCorp flagged the anomaly first: a seventeen-second gap in my indexed life where the city grid showed traffic but my feeds showed static. My own memory insisted on breakfast. The system insisted on nothing.</w:t>
       </w:r>
     </w:p>
     <w:p>
